--- a/public/templates-clean/7. Anexa 4 - Acord utilizare imagine.docx
+++ b/public/templates-clean/7. Anexa 4 - Acord utilizare imagine.docx
@@ -1686,7 +1686,7 @@
           <w:b/>
           <w:bCs/>
         </w:rPr>
-        <w:t>{BENEFICIAR_NUME} ELENA</w:t>
+        <w:t>{BENEFICIAR_NUME}</w:t>
       </w:r>
       <w:bookmarkStart w:id="3" w:name="_Hlk236235657"/>
       <w:r>
